--- a/MSIL_Project/IOT_ADF_Kafka.docx
+++ b/MSIL_Project/IOT_ADF_Kafka.docx
@@ -241,7 +241,7 @@
           <w14:ligatures w14:val="none"/>
         </w:rPr>
         <w:pict w14:anchorId="4358E5FF">
-          <v:rect id="_x0000_i1085" style="width:0;height:1.5pt" o:hralign="center" o:hrstd="t" o:hr="t" fillcolor="#a0a0a0" stroked="f"/>
+          <v:rect id="_x0000_i1025" style="width:0;height:1.5pt" o:hralign="center" o:hrstd="t" o:hr="t" fillcolor="#a0a0a0" stroked="f"/>
         </w:pict>
       </w:r>
     </w:p>
@@ -695,7 +695,7 @@
           <w14:ligatures w14:val="none"/>
         </w:rPr>
         <w:pict w14:anchorId="447C2D2C">
-          <v:rect id="_x0000_i1086" style="width:0;height:1.5pt" o:hralign="center" o:hrstd="t" o:hr="t" fillcolor="#a0a0a0" stroked="f"/>
+          <v:rect id="_x0000_i1026" style="width:0;height:1.5pt" o:hralign="center" o:hrstd="t" o:hr="t" fillcolor="#a0a0a0" stroked="f"/>
         </w:pict>
       </w:r>
     </w:p>
@@ -900,31 +900,7 @@
           <w:lang w:eastAsia="en-IN"/>
           <w14:ligatures w14:val="none"/>
         </w:rPr>
-        <w:t xml:space="preserve">  "</w:t>
-      </w:r>
-      <w:proofErr w:type="spellStart"/>
-      <w:r>
-        <w:rPr>
-          <w:rFonts w:ascii="Courier New" w:eastAsia="Times New Roman" w:hAnsi="Courier New" w:cs="Courier New"/>
-          <w:kern w:val="0"/>
-          <w:sz w:val="20"/>
-          <w:szCs w:val="20"/>
-          <w:lang w:eastAsia="en-IN"/>
-          <w14:ligatures w14:val="none"/>
-        </w:rPr>
-        <w:t>deviceId</w:t>
-      </w:r>
-      <w:proofErr w:type="spellEnd"/>
-      <w:r>
-        <w:rPr>
-          <w:rFonts w:ascii="Courier New" w:eastAsia="Times New Roman" w:hAnsi="Courier New" w:cs="Courier New"/>
-          <w:kern w:val="0"/>
-          <w:sz w:val="20"/>
-          <w:szCs w:val="20"/>
-          <w:lang w:eastAsia="en-IN"/>
-          <w14:ligatures w14:val="none"/>
-        </w:rPr>
-        <w:t>": "string",</w:t>
+        <w:t xml:space="preserve">  "deviceId": "string",</w:t>
       </w:r>
     </w:p>
     <w:p>
@@ -1050,31 +1026,7 @@
           <w:lang w:eastAsia="en-IN"/>
           <w14:ligatures w14:val="none"/>
         </w:rPr>
-        <w:t xml:space="preserve">  "</w:t>
-      </w:r>
-      <w:proofErr w:type="spellStart"/>
-      <w:r>
-        <w:rPr>
-          <w:rFonts w:ascii="Courier New" w:eastAsia="Times New Roman" w:hAnsi="Courier New" w:cs="Courier New"/>
-          <w:kern w:val="0"/>
-          <w:sz w:val="20"/>
-          <w:szCs w:val="20"/>
-          <w:lang w:eastAsia="en-IN"/>
-          <w14:ligatures w14:val="none"/>
-        </w:rPr>
-        <w:t>sensorType</w:t>
-      </w:r>
-      <w:proofErr w:type="spellEnd"/>
-      <w:r>
-        <w:rPr>
-          <w:rFonts w:ascii="Courier New" w:eastAsia="Times New Roman" w:hAnsi="Courier New" w:cs="Courier New"/>
-          <w:kern w:val="0"/>
-          <w:sz w:val="20"/>
-          <w:szCs w:val="20"/>
-          <w:lang w:eastAsia="en-IN"/>
-          <w14:ligatures w14:val="none"/>
-        </w:rPr>
-        <w:t>": "string",</w:t>
+        <w:t xml:space="preserve">  "sensorType": "string",</w:t>
       </w:r>
     </w:p>
     <w:p>
@@ -1284,31 +1236,7 @@
           <w:lang w:eastAsia="en-IN"/>
           <w14:ligatures w14:val="none"/>
         </w:rPr>
-        <w:t xml:space="preserve">    "</w:t>
-      </w:r>
-      <w:proofErr w:type="spellStart"/>
-      <w:r>
-        <w:rPr>
-          <w:rFonts w:ascii="Courier New" w:eastAsia="Times New Roman" w:hAnsi="Courier New" w:cs="Courier New"/>
-          <w:kern w:val="0"/>
-          <w:sz w:val="20"/>
-          <w:szCs w:val="20"/>
-          <w:lang w:eastAsia="en-IN"/>
-          <w14:ligatures w14:val="none"/>
-        </w:rPr>
-        <w:t>batteryLevel</w:t>
-      </w:r>
-      <w:proofErr w:type="spellEnd"/>
-      <w:r>
-        <w:rPr>
-          <w:rFonts w:ascii="Courier New" w:eastAsia="Times New Roman" w:hAnsi="Courier New" w:cs="Courier New"/>
-          <w:kern w:val="0"/>
-          <w:sz w:val="20"/>
-          <w:szCs w:val="20"/>
-          <w:lang w:eastAsia="en-IN"/>
-          <w14:ligatures w14:val="none"/>
-        </w:rPr>
-        <w:t>": "float",</w:t>
+        <w:t xml:space="preserve">    "batteryLevel": "float",</w:t>
       </w:r>
     </w:p>
     <w:p>
@@ -1350,31 +1278,7 @@
           <w:lang w:eastAsia="en-IN"/>
           <w14:ligatures w14:val="none"/>
         </w:rPr>
-        <w:t xml:space="preserve">    "</w:t>
-      </w:r>
-      <w:proofErr w:type="spellStart"/>
-      <w:r>
-        <w:rPr>
-          <w:rFonts w:ascii="Courier New" w:eastAsia="Times New Roman" w:hAnsi="Courier New" w:cs="Courier New"/>
-          <w:kern w:val="0"/>
-          <w:sz w:val="20"/>
-          <w:szCs w:val="20"/>
-          <w:lang w:eastAsia="en-IN"/>
-          <w14:ligatures w14:val="none"/>
-        </w:rPr>
-        <w:t>signalStrength</w:t>
-      </w:r>
-      <w:proofErr w:type="spellEnd"/>
-      <w:r>
-        <w:rPr>
-          <w:rFonts w:ascii="Courier New" w:eastAsia="Times New Roman" w:hAnsi="Courier New" w:cs="Courier New"/>
-          <w:kern w:val="0"/>
-          <w:sz w:val="20"/>
-          <w:szCs w:val="20"/>
-          <w:lang w:eastAsia="en-IN"/>
-          <w14:ligatures w14:val="none"/>
-        </w:rPr>
-        <w:t>": "int"</w:t>
+        <w:t xml:space="preserve">    "signalStrength": "int"</w:t>
       </w:r>
     </w:p>
     <w:p>
@@ -1543,7 +1447,6 @@
           <w14:ligatures w14:val="none"/>
         </w:rPr>
       </w:pPr>
-      <w:proofErr w:type="spellStart"/>
       <w:r>
         <w:rPr>
           <w:rFonts w:ascii="Courier New" w:eastAsia="Times New Roman" w:hAnsi="Courier New" w:cs="Courier New"/>
@@ -1553,19 +1456,7 @@
           <w:lang w:eastAsia="en-IN"/>
           <w14:ligatures w14:val="none"/>
         </w:rPr>
-        <w:t>iot</w:t>
-      </w:r>
-      <w:proofErr w:type="spellEnd"/>
-      <w:r>
-        <w:rPr>
-          <w:rFonts w:ascii="Courier New" w:eastAsia="Times New Roman" w:hAnsi="Courier New" w:cs="Courier New"/>
-          <w:kern w:val="0"/>
-          <w:sz w:val="20"/>
-          <w:szCs w:val="20"/>
-          <w:lang w:eastAsia="en-IN"/>
-          <w14:ligatures w14:val="none"/>
-        </w:rPr>
-        <w:t>-raw-data</w:t>
+        <w:t>iot-raw-data</w:t>
       </w:r>
       <w:r>
         <w:rPr>
@@ -1595,7 +1486,6 @@
           <w14:ligatures w14:val="none"/>
         </w:rPr>
       </w:pPr>
-      <w:proofErr w:type="spellStart"/>
       <w:r>
         <w:rPr>
           <w:rFonts w:ascii="Courier New" w:eastAsia="Times New Roman" w:hAnsi="Courier New" w:cs="Courier New"/>
@@ -1605,19 +1495,7 @@
           <w:lang w:eastAsia="en-IN"/>
           <w14:ligatures w14:val="none"/>
         </w:rPr>
-        <w:t>iot</w:t>
-      </w:r>
-      <w:proofErr w:type="spellEnd"/>
-      <w:r>
-        <w:rPr>
-          <w:rFonts w:ascii="Courier New" w:eastAsia="Times New Roman" w:hAnsi="Courier New" w:cs="Courier New"/>
-          <w:kern w:val="0"/>
-          <w:sz w:val="20"/>
-          <w:szCs w:val="20"/>
-          <w:lang w:eastAsia="en-IN"/>
-          <w14:ligatures w14:val="none"/>
-        </w:rPr>
-        <w:t>-alerts</w:t>
+        <w:t>iot-alerts</w:t>
       </w:r>
       <w:r>
         <w:rPr>
@@ -1647,7 +1525,6 @@
           <w14:ligatures w14:val="none"/>
         </w:rPr>
       </w:pPr>
-      <w:proofErr w:type="spellStart"/>
       <w:r>
         <w:rPr>
           <w:rFonts w:ascii="Courier New" w:eastAsia="Times New Roman" w:hAnsi="Courier New" w:cs="Courier New"/>
@@ -1657,9 +1534,175 @@
           <w:lang w:eastAsia="en-IN"/>
           <w14:ligatures w14:val="none"/>
         </w:rPr>
-        <w:t>iot</w:t>
-      </w:r>
-      <w:proofErr w:type="spellEnd"/>
+        <w:t>iot-heartbeat</w:t>
+      </w:r>
+      <w:r>
+        <w:rPr>
+          <w:rFonts w:ascii="Times New Roman" w:eastAsia="Times New Roman" w:hAnsi="Times New Roman" w:cs="Times New Roman"/>
+          <w:kern w:val="0"/>
+          <w:sz w:val="24"/>
+          <w:szCs w:val="24"/>
+          <w:lang w:eastAsia="en-IN"/>
+          <w14:ligatures w14:val="none"/>
+        </w:rPr>
+        <w:t>: Device health monitoring</w:t>
+      </w:r>
+    </w:p>
+    <w:p>
+      <w:pPr>
+        <w:spacing w:before="100" w:beforeAutospacing="1" w:after="100" w:afterAutospacing="1" w:line="240" w:lineRule="auto"/>
+        <w:rPr>
+          <w:rFonts w:ascii="Times New Roman" w:eastAsia="Times New Roman" w:hAnsi="Times New Roman" w:cs="Times New Roman"/>
+          <w:kern w:val="0"/>
+          <w:sz w:val="24"/>
+          <w:szCs w:val="24"/>
+          <w:lang w:eastAsia="en-IN"/>
+          <w14:ligatures w14:val="none"/>
+        </w:rPr>
+      </w:pPr>
+      <w:r>
+        <w:rPr>
+          <w:rFonts w:ascii="Times New Roman" w:eastAsia="Times New Roman" w:hAnsi="Times New Roman" w:cs="Times New Roman"/>
+          <w:b/>
+          <w:bCs/>
+          <w:kern w:val="0"/>
+          <w:sz w:val="24"/>
+          <w:szCs w:val="24"/>
+          <w:lang w:eastAsia="en-IN"/>
+          <w14:ligatures w14:val="none"/>
+        </w:rPr>
+        <w:t>Partitioning Strategy</w:t>
+      </w:r>
+      <w:r>
+        <w:rPr>
+          <w:rFonts w:ascii="Times New Roman" w:eastAsia="Times New Roman" w:hAnsi="Times New Roman" w:cs="Times New Roman"/>
+          <w:kern w:val="0"/>
+          <w:sz w:val="24"/>
+          <w:szCs w:val="24"/>
+          <w:lang w:eastAsia="en-IN"/>
+          <w14:ligatures w14:val="none"/>
+        </w:rPr>
+        <w:t xml:space="preserve">: Partitioned by device location for parallel processing </w:t>
+      </w:r>
+      <w:r>
+        <w:rPr>
+          <w:rFonts w:ascii="Times New Roman" w:eastAsia="Times New Roman" w:hAnsi="Times New Roman" w:cs="Times New Roman"/>
+          <w:b/>
+          <w:bCs/>
+          <w:kern w:val="0"/>
+          <w:sz w:val="24"/>
+          <w:szCs w:val="24"/>
+          <w:lang w:eastAsia="en-IN"/>
+          <w14:ligatures w14:val="none"/>
+        </w:rPr>
+        <w:t>Retention Policy</w:t>
+      </w:r>
+      <w:r>
+        <w:rPr>
+          <w:rFonts w:ascii="Times New Roman" w:eastAsia="Times New Roman" w:hAnsi="Times New Roman" w:cs="Times New Roman"/>
+          <w:kern w:val="0"/>
+          <w:sz w:val="24"/>
+          <w:szCs w:val="24"/>
+          <w:lang w:eastAsia="en-IN"/>
+          <w14:ligatures w14:val="none"/>
+        </w:rPr>
+        <w:t>: 7 days for raw data, 30 days for alerts</w:t>
+      </w:r>
+    </w:p>
+    <w:p>
+      <w:pPr>
+        <w:spacing w:before="100" w:beforeAutospacing="1" w:after="100" w:afterAutospacing="1" w:line="240" w:lineRule="auto"/>
+        <w:outlineLvl w:val="2"/>
+        <w:rPr>
+          <w:rFonts w:ascii="Times New Roman" w:eastAsia="Times New Roman" w:hAnsi="Times New Roman" w:cs="Times New Roman"/>
+          <w:b/>
+          <w:bCs/>
+          <w:kern w:val="0"/>
+          <w:sz w:val="27"/>
+          <w:szCs w:val="27"/>
+          <w:lang w:eastAsia="en-IN"/>
+          <w14:ligatures w14:val="none"/>
+        </w:rPr>
+      </w:pPr>
+      <w:r>
+        <w:rPr>
+          <w:rFonts w:ascii="Times New Roman" w:eastAsia="Times New Roman" w:hAnsi="Times New Roman" w:cs="Times New Roman"/>
+          <w:b/>
+          <w:bCs/>
+          <w:kern w:val="0"/>
+          <w:sz w:val="27"/>
+          <w:szCs w:val="27"/>
+          <w:lang w:eastAsia="en-IN"/>
+          <w14:ligatures w14:val="none"/>
+        </w:rPr>
+        <w:t>3. Azure Data Factory Pipeline Design</w:t>
+      </w:r>
+    </w:p>
+    <w:p>
+      <w:pPr>
+        <w:spacing w:before="100" w:beforeAutospacing="1" w:after="100" w:afterAutospacing="1" w:line="240" w:lineRule="auto"/>
+        <w:outlineLvl w:val="3"/>
+        <w:rPr>
+          <w:rFonts w:ascii="Times New Roman" w:eastAsia="Times New Roman" w:hAnsi="Times New Roman" w:cs="Times New Roman"/>
+          <w:b/>
+          <w:bCs/>
+          <w:kern w:val="0"/>
+          <w:sz w:val="24"/>
+          <w:szCs w:val="24"/>
+          <w:lang w:eastAsia="en-IN"/>
+          <w14:ligatures w14:val="none"/>
+        </w:rPr>
+      </w:pPr>
+      <w:r>
+        <w:rPr>
+          <w:rFonts w:ascii="Times New Roman" w:eastAsia="Times New Roman" w:hAnsi="Times New Roman" w:cs="Times New Roman"/>
+          <w:b/>
+          <w:bCs/>
+          <w:kern w:val="0"/>
+          <w:sz w:val="24"/>
+          <w:szCs w:val="24"/>
+          <w:lang w:eastAsia="en-IN"/>
+          <w14:ligatures w14:val="none"/>
+        </w:rPr>
+        <w:t>Pipeline Structure</w:t>
+      </w:r>
+    </w:p>
+    <w:p>
+      <w:pPr>
+        <w:spacing w:before="100" w:beforeAutospacing="1" w:after="100" w:afterAutospacing="1" w:line="240" w:lineRule="auto"/>
+        <w:rPr>
+          <w:rFonts w:ascii="Times New Roman" w:eastAsia="Times New Roman" w:hAnsi="Times New Roman" w:cs="Times New Roman"/>
+          <w:kern w:val="0"/>
+          <w:sz w:val="24"/>
+          <w:szCs w:val="24"/>
+          <w:lang w:eastAsia="en-IN"/>
+          <w14:ligatures w14:val="none"/>
+        </w:rPr>
+      </w:pPr>
+      <w:r>
+        <w:rPr>
+          <w:rFonts w:ascii="Times New Roman" w:eastAsia="Times New Roman" w:hAnsi="Times New Roman" w:cs="Times New Roman"/>
+          <w:b/>
+          <w:bCs/>
+          <w:kern w:val="0"/>
+          <w:sz w:val="24"/>
+          <w:szCs w:val="24"/>
+          <w:lang w:eastAsia="en-IN"/>
+          <w14:ligatures w14:val="none"/>
+        </w:rPr>
+        <w:t>Main Pipeline</w:t>
+      </w:r>
+      <w:r>
+        <w:rPr>
+          <w:rFonts w:ascii="Times New Roman" w:eastAsia="Times New Roman" w:hAnsi="Times New Roman" w:cs="Times New Roman"/>
+          <w:kern w:val="0"/>
+          <w:sz w:val="24"/>
+          <w:szCs w:val="24"/>
+          <w:lang w:eastAsia="en-IN"/>
+          <w14:ligatures w14:val="none"/>
+        </w:rPr>
+        <w:t xml:space="preserve">: </w:t>
+      </w:r>
       <w:r>
         <w:rPr>
           <w:rFonts w:ascii="Courier New" w:eastAsia="Times New Roman" w:hAnsi="Courier New" w:cs="Courier New"/>
@@ -1669,188 +1712,8 @@
           <w:lang w:eastAsia="en-IN"/>
           <w14:ligatures w14:val="none"/>
         </w:rPr>
-        <w:t>-heartbeat</w:t>
-      </w:r>
-      <w:r>
-        <w:rPr>
-          <w:rFonts w:ascii="Times New Roman" w:eastAsia="Times New Roman" w:hAnsi="Times New Roman" w:cs="Times New Roman"/>
-          <w:kern w:val="0"/>
-          <w:sz w:val="24"/>
-          <w:szCs w:val="24"/>
-          <w:lang w:eastAsia="en-IN"/>
-          <w14:ligatures w14:val="none"/>
-        </w:rPr>
-        <w:t>: Device health monitoring</w:t>
-      </w:r>
-    </w:p>
-    <w:p>
-      <w:pPr>
-        <w:spacing w:before="100" w:beforeAutospacing="1" w:after="100" w:afterAutospacing="1" w:line="240" w:lineRule="auto"/>
-        <w:rPr>
-          <w:rFonts w:ascii="Times New Roman" w:eastAsia="Times New Roman" w:hAnsi="Times New Roman" w:cs="Times New Roman"/>
-          <w:kern w:val="0"/>
-          <w:sz w:val="24"/>
-          <w:szCs w:val="24"/>
-          <w:lang w:eastAsia="en-IN"/>
-          <w14:ligatures w14:val="none"/>
-        </w:rPr>
-      </w:pPr>
-      <w:r>
-        <w:rPr>
-          <w:rFonts w:ascii="Times New Roman" w:eastAsia="Times New Roman" w:hAnsi="Times New Roman" w:cs="Times New Roman"/>
-          <w:b/>
-          <w:bCs/>
-          <w:kern w:val="0"/>
-          <w:sz w:val="24"/>
-          <w:szCs w:val="24"/>
-          <w:lang w:eastAsia="en-IN"/>
-          <w14:ligatures w14:val="none"/>
-        </w:rPr>
-        <w:t>Partitioning Strategy</w:t>
-      </w:r>
-      <w:r>
-        <w:rPr>
-          <w:rFonts w:ascii="Times New Roman" w:eastAsia="Times New Roman" w:hAnsi="Times New Roman" w:cs="Times New Roman"/>
-          <w:kern w:val="0"/>
-          <w:sz w:val="24"/>
-          <w:szCs w:val="24"/>
-          <w:lang w:eastAsia="en-IN"/>
-          <w14:ligatures w14:val="none"/>
-        </w:rPr>
-        <w:t xml:space="preserve">: Partitioned by device location for parallel processing </w:t>
-      </w:r>
-      <w:r>
-        <w:rPr>
-          <w:rFonts w:ascii="Times New Roman" w:eastAsia="Times New Roman" w:hAnsi="Times New Roman" w:cs="Times New Roman"/>
-          <w:b/>
-          <w:bCs/>
-          <w:kern w:val="0"/>
-          <w:sz w:val="24"/>
-          <w:szCs w:val="24"/>
-          <w:lang w:eastAsia="en-IN"/>
-          <w14:ligatures w14:val="none"/>
-        </w:rPr>
-        <w:t>Retention Policy</w:t>
-      </w:r>
-      <w:r>
-        <w:rPr>
-          <w:rFonts w:ascii="Times New Roman" w:eastAsia="Times New Roman" w:hAnsi="Times New Roman" w:cs="Times New Roman"/>
-          <w:kern w:val="0"/>
-          <w:sz w:val="24"/>
-          <w:szCs w:val="24"/>
-          <w:lang w:eastAsia="en-IN"/>
-          <w14:ligatures w14:val="none"/>
-        </w:rPr>
-        <w:t>: 7 days for raw data, 30 days for alerts</w:t>
-      </w:r>
-    </w:p>
-    <w:p>
-      <w:pPr>
-        <w:spacing w:before="100" w:beforeAutospacing="1" w:after="100" w:afterAutospacing="1" w:line="240" w:lineRule="auto"/>
-        <w:outlineLvl w:val="2"/>
-        <w:rPr>
-          <w:rFonts w:ascii="Times New Roman" w:eastAsia="Times New Roman" w:hAnsi="Times New Roman" w:cs="Times New Roman"/>
-          <w:b/>
-          <w:bCs/>
-          <w:kern w:val="0"/>
-          <w:sz w:val="27"/>
-          <w:szCs w:val="27"/>
-          <w:lang w:eastAsia="en-IN"/>
-          <w14:ligatures w14:val="none"/>
-        </w:rPr>
-      </w:pPr>
-      <w:r>
-        <w:rPr>
-          <w:rFonts w:ascii="Times New Roman" w:eastAsia="Times New Roman" w:hAnsi="Times New Roman" w:cs="Times New Roman"/>
-          <w:b/>
-          <w:bCs/>
-          <w:kern w:val="0"/>
-          <w:sz w:val="27"/>
-          <w:szCs w:val="27"/>
-          <w:lang w:eastAsia="en-IN"/>
-          <w14:ligatures w14:val="none"/>
-        </w:rPr>
-        <w:t>3. Azure Data Factory Pipeline Design</w:t>
-      </w:r>
-    </w:p>
-    <w:p>
-      <w:pPr>
-        <w:spacing w:before="100" w:beforeAutospacing="1" w:after="100" w:afterAutospacing="1" w:line="240" w:lineRule="auto"/>
-        <w:outlineLvl w:val="3"/>
-        <w:rPr>
-          <w:rFonts w:ascii="Times New Roman" w:eastAsia="Times New Roman" w:hAnsi="Times New Roman" w:cs="Times New Roman"/>
-          <w:b/>
-          <w:bCs/>
-          <w:kern w:val="0"/>
-          <w:sz w:val="24"/>
-          <w:szCs w:val="24"/>
-          <w:lang w:eastAsia="en-IN"/>
-          <w14:ligatures w14:val="none"/>
-        </w:rPr>
-      </w:pPr>
-      <w:r>
-        <w:rPr>
-          <w:rFonts w:ascii="Times New Roman" w:eastAsia="Times New Roman" w:hAnsi="Times New Roman" w:cs="Times New Roman"/>
-          <w:b/>
-          <w:bCs/>
-          <w:kern w:val="0"/>
-          <w:sz w:val="24"/>
-          <w:szCs w:val="24"/>
-          <w:lang w:eastAsia="en-IN"/>
-          <w14:ligatures w14:val="none"/>
-        </w:rPr>
-        <w:t>Pipeline Structure</w:t>
-      </w:r>
-    </w:p>
-    <w:p>
-      <w:pPr>
-        <w:spacing w:before="100" w:beforeAutospacing="1" w:after="100" w:afterAutospacing="1" w:line="240" w:lineRule="auto"/>
-        <w:rPr>
-          <w:rFonts w:ascii="Times New Roman" w:eastAsia="Times New Roman" w:hAnsi="Times New Roman" w:cs="Times New Roman"/>
-          <w:kern w:val="0"/>
-          <w:sz w:val="24"/>
-          <w:szCs w:val="24"/>
-          <w:lang w:eastAsia="en-IN"/>
-          <w14:ligatures w14:val="none"/>
-        </w:rPr>
-      </w:pPr>
-      <w:r>
-        <w:rPr>
-          <w:rFonts w:ascii="Times New Roman" w:eastAsia="Times New Roman" w:hAnsi="Times New Roman" w:cs="Times New Roman"/>
-          <w:b/>
-          <w:bCs/>
-          <w:kern w:val="0"/>
-          <w:sz w:val="24"/>
-          <w:szCs w:val="24"/>
-          <w:lang w:eastAsia="en-IN"/>
-          <w14:ligatures w14:val="none"/>
-        </w:rPr>
-        <w:t>Main Pipeline</w:t>
-      </w:r>
-      <w:r>
-        <w:rPr>
-          <w:rFonts w:ascii="Times New Roman" w:eastAsia="Times New Roman" w:hAnsi="Times New Roman" w:cs="Times New Roman"/>
-          <w:kern w:val="0"/>
-          <w:sz w:val="24"/>
-          <w:szCs w:val="24"/>
-          <w:lang w:eastAsia="en-IN"/>
-          <w14:ligatures w14:val="none"/>
-        </w:rPr>
-        <w:t xml:space="preserve">: </w:t>
-      </w:r>
-      <w:proofErr w:type="spellStart"/>
-      <w:r>
-        <w:rPr>
-          <w:rFonts w:ascii="Courier New" w:eastAsia="Times New Roman" w:hAnsi="Courier New" w:cs="Courier New"/>
-          <w:kern w:val="0"/>
-          <w:sz w:val="20"/>
-          <w:szCs w:val="20"/>
-          <w:lang w:eastAsia="en-IN"/>
-          <w14:ligatures w14:val="none"/>
-        </w:rPr>
         <w:t>PL_IoT_Data_Processing</w:t>
       </w:r>
-      <w:proofErr w:type="spellEnd"/>
     </w:p>
     <w:p>
       <w:pPr>
@@ -2081,31 +1944,7 @@
           <w:lang w:eastAsia="en-IN"/>
           <w14:ligatures w14:val="none"/>
         </w:rPr>
-        <w:t xml:space="preserve">Duplicate detection based on </w:t>
-      </w:r>
-      <w:proofErr w:type="spellStart"/>
-      <w:r>
-        <w:rPr>
-          <w:rFonts w:ascii="Times New Roman" w:eastAsia="Times New Roman" w:hAnsi="Times New Roman" w:cs="Times New Roman"/>
-          <w:kern w:val="0"/>
-          <w:sz w:val="24"/>
-          <w:szCs w:val="24"/>
-          <w:lang w:eastAsia="en-IN"/>
-          <w14:ligatures w14:val="none"/>
-        </w:rPr>
-        <w:t>deviceId</w:t>
-      </w:r>
-      <w:proofErr w:type="spellEnd"/>
-      <w:r>
-        <w:rPr>
-          <w:rFonts w:ascii="Times New Roman" w:eastAsia="Times New Roman" w:hAnsi="Times New Roman" w:cs="Times New Roman"/>
-          <w:kern w:val="0"/>
-          <w:sz w:val="24"/>
-          <w:szCs w:val="24"/>
-          <w:lang w:eastAsia="en-IN"/>
-          <w14:ligatures w14:val="none"/>
-        </w:rPr>
-        <w:t xml:space="preserve"> + timestamp</w:t>
+        <w:t>Duplicate detection based on deviceId + timestamp</w:t>
       </w:r>
     </w:p>
     <w:p>
@@ -2636,33 +2475,7 @@
           <w:lang w:eastAsia="en-IN"/>
           <w14:ligatures w14:val="none"/>
         </w:rPr>
-        <w:t>/</w:t>
-      </w:r>
-      <w:proofErr w:type="spellStart"/>
-      <w:proofErr w:type="gramStart"/>
-      <w:r>
-        <w:rPr>
-          <w:rFonts w:ascii="Courier New" w:eastAsia="Times New Roman" w:hAnsi="Courier New" w:cs="Courier New"/>
-          <w:kern w:val="0"/>
-          <w:sz w:val="20"/>
-          <w:szCs w:val="20"/>
-          <w:lang w:eastAsia="en-IN"/>
-          <w14:ligatures w14:val="none"/>
-        </w:rPr>
-        <w:t>iot</w:t>
-      </w:r>
-      <w:proofErr w:type="spellEnd"/>
-      <w:proofErr w:type="gramEnd"/>
-      <w:r>
-        <w:rPr>
-          <w:rFonts w:ascii="Courier New" w:eastAsia="Times New Roman" w:hAnsi="Courier New" w:cs="Courier New"/>
-          <w:kern w:val="0"/>
-          <w:sz w:val="20"/>
-          <w:szCs w:val="20"/>
-          <w:lang w:eastAsia="en-IN"/>
-          <w14:ligatures w14:val="none"/>
-        </w:rPr>
-        <w:t>-data/</w:t>
+        <w:t>/iot-data/</w:t>
       </w:r>
     </w:p>
     <w:p>
@@ -2788,31 +2601,7 @@
           <w:lang w:eastAsia="en-IN"/>
           <w14:ligatures w14:val="none"/>
         </w:rPr>
-        <w:t>│   └── [</w:t>
-      </w:r>
-      <w:proofErr w:type="spellStart"/>
-      <w:r>
-        <w:rPr>
-          <w:rFonts w:ascii="Courier New" w:eastAsia="Times New Roman" w:hAnsi="Courier New" w:cs="Courier New"/>
-          <w:kern w:val="0"/>
-          <w:sz w:val="20"/>
-          <w:szCs w:val="20"/>
-          <w:lang w:eastAsia="en-IN"/>
-          <w14:ligatures w14:val="none"/>
-        </w:rPr>
-        <w:t>deviceId</w:t>
-      </w:r>
-      <w:proofErr w:type="spellEnd"/>
-      <w:r>
-        <w:rPr>
-          <w:rFonts w:ascii="Courier New" w:eastAsia="Times New Roman" w:hAnsi="Courier New" w:cs="Courier New"/>
-          <w:kern w:val="0"/>
-          <w:sz w:val="20"/>
-          <w:szCs w:val="20"/>
-          <w:lang w:eastAsia="en-IN"/>
-          <w14:ligatures w14:val="none"/>
-        </w:rPr>
-        <w:t>]/[timestamp]/</w:t>
+        <w:t>│   └── [deviceId]/[timestamp]/</w:t>
       </w:r>
     </w:p>
     <w:p>
@@ -3493,7 +3282,7 @@
           <w14:ligatures w14:val="none"/>
         </w:rPr>
         <w:pict w14:anchorId="6ADDBA0A">
-          <v:rect id="_x0000_i1087" style="width:0;height:1.5pt" o:hralign="center" o:hrstd="t" o:hr="t" fillcolor="#a0a0a0" stroked="f"/>
+          <v:rect id="_x0000_i1027" style="width:0;height:1.5pt" o:hralign="center" o:hrstd="t" o:hr="t" fillcolor="#a0a0a0" stroked="f"/>
         </w:pict>
       </w:r>
     </w:p>
@@ -3864,7 +3653,6 @@
           <w14:ligatures w14:val="none"/>
         </w:rPr>
       </w:pPr>
-      <w:proofErr w:type="spellStart"/>
       <w:r>
         <w:rPr>
           <w:rFonts w:ascii="Courier New" w:eastAsia="Times New Roman" w:hAnsi="Courier New" w:cs="Courier New"/>
@@ -3876,7 +3664,6 @@
         </w:rPr>
         <w:t>triggerTime</w:t>
       </w:r>
-      <w:proofErr w:type="spellEnd"/>
       <w:r>
         <w:rPr>
           <w:rFonts w:ascii="Times New Roman" w:eastAsia="Times New Roman" w:hAnsi="Times New Roman" w:cs="Times New Roman"/>
@@ -3905,7 +3692,6 @@
           <w14:ligatures w14:val="none"/>
         </w:rPr>
       </w:pPr>
-      <w:proofErr w:type="spellStart"/>
       <w:r>
         <w:rPr>
           <w:rFonts w:ascii="Courier New" w:eastAsia="Times New Roman" w:hAnsi="Courier New" w:cs="Courier New"/>
@@ -3917,7 +3703,6 @@
         </w:rPr>
         <w:t>deviceFilter</w:t>
       </w:r>
-      <w:proofErr w:type="spellEnd"/>
       <w:r>
         <w:rPr>
           <w:rFonts w:ascii="Times New Roman" w:eastAsia="Times New Roman" w:hAnsi="Times New Roman" w:cs="Times New Roman"/>
@@ -3946,7 +3731,6 @@
           <w14:ligatures w14:val="none"/>
         </w:rPr>
       </w:pPr>
-      <w:proofErr w:type="spellStart"/>
       <w:r>
         <w:rPr>
           <w:rFonts w:ascii="Courier New" w:eastAsia="Times New Roman" w:hAnsi="Courier New" w:cs="Courier New"/>
@@ -3958,7 +3742,6 @@
         </w:rPr>
         <w:t>dataQualityThreshold</w:t>
       </w:r>
-      <w:proofErr w:type="spellEnd"/>
       <w:r>
         <w:rPr>
           <w:rFonts w:ascii="Times New Roman" w:eastAsia="Times New Roman" w:hAnsi="Times New Roman" w:cs="Times New Roman"/>
@@ -4152,31 +3935,7 @@
           <w:lang w:eastAsia="en-IN"/>
           <w14:ligatures w14:val="none"/>
         </w:rPr>
-        <w:t xml:space="preserve">    WHEN </w:t>
-      </w:r>
-      <w:proofErr w:type="spellStart"/>
-      <w:r>
-        <w:rPr>
-          <w:rFonts w:ascii="Courier New" w:eastAsia="Times New Roman" w:hAnsi="Courier New" w:cs="Courier New"/>
-          <w:kern w:val="0"/>
-          <w:sz w:val="20"/>
-          <w:szCs w:val="20"/>
-          <w:lang w:eastAsia="en-IN"/>
-          <w14:ligatures w14:val="none"/>
-        </w:rPr>
-        <w:t>sensorType</w:t>
-      </w:r>
-      <w:proofErr w:type="spellEnd"/>
-      <w:r>
-        <w:rPr>
-          <w:rFonts w:ascii="Courier New" w:eastAsia="Times New Roman" w:hAnsi="Courier New" w:cs="Courier New"/>
-          <w:kern w:val="0"/>
-          <w:sz w:val="20"/>
-          <w:szCs w:val="20"/>
-          <w:lang w:eastAsia="en-IN"/>
-          <w14:ligatures w14:val="none"/>
-        </w:rPr>
-        <w:t xml:space="preserve"> = 'temperature' AND value &gt; 80 THEN 'critical'</w:t>
+        <w:t xml:space="preserve">    WHEN sensorType = 'temperature' AND value &gt; 80 THEN 'critical'</w:t>
       </w:r>
     </w:p>
     <w:p>
@@ -4218,31 +3977,7 @@
           <w:lang w:eastAsia="en-IN"/>
           <w14:ligatures w14:val="none"/>
         </w:rPr>
-        <w:t xml:space="preserve">    WHEN </w:t>
-      </w:r>
-      <w:proofErr w:type="spellStart"/>
-      <w:r>
-        <w:rPr>
-          <w:rFonts w:ascii="Courier New" w:eastAsia="Times New Roman" w:hAnsi="Courier New" w:cs="Courier New"/>
-          <w:kern w:val="0"/>
-          <w:sz w:val="20"/>
-          <w:szCs w:val="20"/>
-          <w:lang w:eastAsia="en-IN"/>
-          <w14:ligatures w14:val="none"/>
-        </w:rPr>
-        <w:t>sensorType</w:t>
-      </w:r>
-      <w:proofErr w:type="spellEnd"/>
-      <w:r>
-        <w:rPr>
-          <w:rFonts w:ascii="Courier New" w:eastAsia="Times New Roman" w:hAnsi="Courier New" w:cs="Courier New"/>
-          <w:kern w:val="0"/>
-          <w:sz w:val="20"/>
-          <w:szCs w:val="20"/>
-          <w:lang w:eastAsia="en-IN"/>
-          <w14:ligatures w14:val="none"/>
-        </w:rPr>
-        <w:t xml:space="preserve"> = 'pressure' AND value &gt; 100 THEN 'critical'</w:t>
+        <w:t xml:space="preserve">    WHEN sensorType = 'pressure' AND value &gt; 100 THEN 'critical'</w:t>
       </w:r>
     </w:p>
     <w:p>
@@ -4326,21 +4061,8 @@
           <w:lang w:eastAsia="en-IN"/>
           <w14:ligatures w14:val="none"/>
         </w:rPr>
-        <w:t xml:space="preserve">END as </w:t>
-      </w:r>
-      <w:proofErr w:type="spellStart"/>
-      <w:r>
-        <w:rPr>
-          <w:rFonts w:ascii="Courier New" w:eastAsia="Times New Roman" w:hAnsi="Courier New" w:cs="Courier New"/>
-          <w:kern w:val="0"/>
-          <w:sz w:val="20"/>
-          <w:szCs w:val="20"/>
-          <w:lang w:eastAsia="en-IN"/>
-          <w14:ligatures w14:val="none"/>
-        </w:rPr>
-        <w:t>dataCategory</w:t>
-      </w:r>
-      <w:proofErr w:type="spellEnd"/>
+        <w:t>END as dataCategory</w:t>
+      </w:r>
     </w:p>
     <w:p>
       <w:pPr>
@@ -4496,31 +4218,7 @@
           <w:lang w:eastAsia="en-IN"/>
           <w14:ligatures w14:val="none"/>
         </w:rPr>
-        <w:t xml:space="preserve">    WHEN quality = 'good' AND </w:t>
-      </w:r>
-      <w:proofErr w:type="spellStart"/>
-      <w:r>
-        <w:rPr>
-          <w:rFonts w:ascii="Courier New" w:eastAsia="Times New Roman" w:hAnsi="Courier New" w:cs="Courier New"/>
-          <w:kern w:val="0"/>
-          <w:sz w:val="20"/>
-          <w:szCs w:val="20"/>
-          <w:lang w:eastAsia="en-IN"/>
-          <w14:ligatures w14:val="none"/>
-        </w:rPr>
-        <w:t>batteryLevel</w:t>
-      </w:r>
-      <w:proofErr w:type="spellEnd"/>
-      <w:r>
-        <w:rPr>
-          <w:rFonts w:ascii="Courier New" w:eastAsia="Times New Roman" w:hAnsi="Courier New" w:cs="Courier New"/>
-          <w:kern w:val="0"/>
-          <w:sz w:val="20"/>
-          <w:szCs w:val="20"/>
-          <w:lang w:eastAsia="en-IN"/>
-          <w14:ligatures w14:val="none"/>
-        </w:rPr>
-        <w:t xml:space="preserve"> &gt; 20 THEN 1.0</w:t>
+        <w:t xml:space="preserve">    WHEN quality = 'good' AND batteryLevel &gt; 20 THEN 1.0</w:t>
       </w:r>
     </w:p>
     <w:p>
@@ -4562,31 +4260,7 @@
           <w:lang w:eastAsia="en-IN"/>
           <w14:ligatures w14:val="none"/>
         </w:rPr>
-        <w:t xml:space="preserve">    WHEN quality = 'fair' OR </w:t>
-      </w:r>
-      <w:proofErr w:type="spellStart"/>
-      <w:r>
-        <w:rPr>
-          <w:rFonts w:ascii="Courier New" w:eastAsia="Times New Roman" w:hAnsi="Courier New" w:cs="Courier New"/>
-          <w:kern w:val="0"/>
-          <w:sz w:val="20"/>
-          <w:szCs w:val="20"/>
-          <w:lang w:eastAsia="en-IN"/>
-          <w14:ligatures w14:val="none"/>
-        </w:rPr>
-        <w:t>batteryLevel</w:t>
-      </w:r>
-      <w:proofErr w:type="spellEnd"/>
-      <w:r>
-        <w:rPr>
-          <w:rFonts w:ascii="Courier New" w:eastAsia="Times New Roman" w:hAnsi="Courier New" w:cs="Courier New"/>
-          <w:kern w:val="0"/>
-          <w:sz w:val="20"/>
-          <w:szCs w:val="20"/>
-          <w:lang w:eastAsia="en-IN"/>
-          <w14:ligatures w14:val="none"/>
-        </w:rPr>
-        <w:t xml:space="preserve"> BETWEEN 10 AND 20 THEN 0.7</w:t>
+        <w:t xml:space="preserve">    WHEN quality = 'fair' OR batteryLevel BETWEEN 10 AND 20 THEN 0.7</w:t>
       </w:r>
     </w:p>
     <w:p>
@@ -4670,21 +4344,8 @@
           <w:lang w:eastAsia="en-IN"/>
           <w14:ligatures w14:val="none"/>
         </w:rPr>
-        <w:t xml:space="preserve">END as </w:t>
-      </w:r>
-      <w:proofErr w:type="spellStart"/>
-      <w:r>
-        <w:rPr>
-          <w:rFonts w:ascii="Courier New" w:eastAsia="Times New Roman" w:hAnsi="Courier New" w:cs="Courier New"/>
-          <w:kern w:val="0"/>
-          <w:sz w:val="20"/>
-          <w:szCs w:val="20"/>
-          <w:lang w:eastAsia="en-IN"/>
-          <w14:ligatures w14:val="none"/>
-        </w:rPr>
-        <w:t>qualityScore</w:t>
-      </w:r>
-      <w:proofErr w:type="spellEnd"/>
+        <w:t>END as qualityScore</w:t>
+      </w:r>
     </w:p>
     <w:p>
       <w:pPr>
@@ -4821,7 +4482,7 @@
           <w14:ligatures w14:val="none"/>
         </w:rPr>
         <w:pict w14:anchorId="5736EF4B">
-          <v:rect id="_x0000_i1088" style="width:0;height:1.5pt" o:hralign="center" o:hrstd="t" o:hr="t" fillcolor="#a0a0a0" stroked="f"/>
+          <v:rect id="_x0000_i1028" style="width:0;height:1.5pt" o:hralign="center" o:hrstd="t" o:hr="t" fillcolor="#a0a0a0" stroked="f"/>
         </w:pict>
       </w:r>
     </w:p>
@@ -5155,21 +4816,8 @@
           <w:lang w:eastAsia="en-IN"/>
           <w14:ligatures w14:val="none"/>
         </w:rPr>
-        <w:t xml:space="preserve">: Slack notifications for quality score </w:t>
-      </w:r>
-      <w:proofErr w:type="gramStart"/>
-      <w:r>
-        <w:rPr>
-          <w:rFonts w:ascii="Times New Roman" w:eastAsia="Times New Roman" w:hAnsi="Times New Roman" w:cs="Times New Roman"/>
-          <w:kern w:val="0"/>
-          <w:sz w:val="24"/>
-          <w:szCs w:val="24"/>
-          <w:lang w:eastAsia="en-IN"/>
-          <w14:ligatures w14:val="none"/>
-        </w:rPr>
-        <w:t>drops</w:t>
-      </w:r>
-      <w:proofErr w:type="gramEnd"/>
+        <w:t>: Slack notifications for quality score drops</w:t>
+      </w:r>
     </w:p>
     <w:p>
       <w:pPr>
@@ -5346,7 +4994,7 @@
           <w14:ligatures w14:val="none"/>
         </w:rPr>
         <w:pict w14:anchorId="7186EC2E">
-          <v:rect id="_x0000_i1089" style="width:0;height:1.5pt" o:hralign="center" o:hrstd="t" o:hr="t" fillcolor="#a0a0a0" stroked="f"/>
+          <v:rect id="_x0000_i1029" style="width:0;height:1.5pt" o:hralign="center" o:hrstd="t" o:hr="t" fillcolor="#a0a0a0" stroked="f"/>
         </w:pict>
       </w:r>
     </w:p>
@@ -5705,7 +5353,7 @@
           <w14:ligatures w14:val="none"/>
         </w:rPr>
         <w:pict w14:anchorId="601F9C0B">
-          <v:rect id="_x0000_i1090" style="width:0;height:1.5pt" o:hralign="center" o:hrstd="t" o:hr="t" fillcolor="#a0a0a0" stroked="f"/>
+          <v:rect id="_x0000_i1030" style="width:0;height:1.5pt" o:hralign="center" o:hrstd="t" o:hr="t" fillcolor="#a0a0a0" stroked="f"/>
         </w:pict>
       </w:r>
     </w:p>
@@ -5928,31 +5576,7 @@
           <w:lang w:eastAsia="en-IN"/>
           <w14:ligatures w14:val="none"/>
         </w:rPr>
-        <w:t xml:space="preserve">: Private endpoints and </w:t>
-      </w:r>
-      <w:proofErr w:type="spellStart"/>
-      <w:r>
-        <w:rPr>
-          <w:rFonts w:ascii="Times New Roman" w:eastAsia="Times New Roman" w:hAnsi="Times New Roman" w:cs="Times New Roman"/>
-          <w:kern w:val="0"/>
-          <w:sz w:val="24"/>
-          <w:szCs w:val="24"/>
-          <w:lang w:eastAsia="en-IN"/>
-          <w14:ligatures w14:val="none"/>
-        </w:rPr>
-        <w:t>VNet</w:t>
-      </w:r>
-      <w:proofErr w:type="spellEnd"/>
-      <w:r>
-        <w:rPr>
-          <w:rFonts w:ascii="Times New Roman" w:eastAsia="Times New Roman" w:hAnsi="Times New Roman" w:cs="Times New Roman"/>
-          <w:kern w:val="0"/>
-          <w:sz w:val="24"/>
-          <w:szCs w:val="24"/>
-          <w:lang w:eastAsia="en-IN"/>
-          <w14:ligatures w14:val="none"/>
-        </w:rPr>
-        <w:t xml:space="preserve"> integration</w:t>
+        <w:t>: Private endpoints and VNet integration</w:t>
       </w:r>
     </w:p>
     <w:p>
@@ -6281,7 +5905,7 @@
           <w14:ligatures w14:val="none"/>
         </w:rPr>
         <w:pict w14:anchorId="37B22B3D">
-          <v:rect id="_x0000_i1091" style="width:0;height:1.5pt" o:hralign="center" o:hrstd="t" o:hr="t" fillcolor="#a0a0a0" stroked="f"/>
+          <v:rect id="_x0000_i1031" style="width:0;height:1.5pt" o:hralign="center" o:hrstd="t" o:hr="t" fillcolor="#a0a0a0" stroked="f"/>
         </w:pict>
       </w:r>
     </w:p>
@@ -6834,7 +6458,7 @@
           <w14:ligatures w14:val="none"/>
         </w:rPr>
         <w:pict w14:anchorId="49318373">
-          <v:rect id="_x0000_i1092" style="width:0;height:1.5pt" o:hralign="center" o:hrstd="t" o:hr="t" fillcolor="#a0a0a0" stroked="f"/>
+          <v:rect id="_x0000_i1032" style="width:0;height:1.5pt" o:hralign="center" o:hrstd="t" o:hr="t" fillcolor="#a0a0a0" stroked="f"/>
         </w:pict>
       </w:r>
     </w:p>
@@ -7234,7 +6858,7 @@
           <w14:ligatures w14:val="none"/>
         </w:rPr>
         <w:pict w14:anchorId="0B8CA6C7">
-          <v:rect id="_x0000_i1093" style="width:0;height:1.5pt" o:hralign="center" o:hrstd="t" o:hr="t" fillcolor="#a0a0a0" stroked="f"/>
+          <v:rect id="_x0000_i1033" style="width:0;height:1.5pt" o:hralign="center" o:hrstd="t" o:hr="t" fillcolor="#a0a0a0" stroked="f"/>
         </w:pict>
       </w:r>
     </w:p>
@@ -7375,31 +6999,7 @@
           <w:lang w:eastAsia="en-IN"/>
           <w14:ligatures w14:val="none"/>
         </w:rPr>
-        <w:t xml:space="preserve">: Messages processed per second (Current: 10,000 </w:t>
-      </w:r>
-      <w:proofErr w:type="spellStart"/>
-      <w:r>
-        <w:rPr>
-          <w:rFonts w:ascii="Times New Roman" w:eastAsia="Times New Roman" w:hAnsi="Times New Roman" w:cs="Times New Roman"/>
-          <w:kern w:val="0"/>
-          <w:sz w:val="24"/>
-          <w:szCs w:val="24"/>
-          <w:lang w:eastAsia="en-IN"/>
-          <w14:ligatures w14:val="none"/>
-        </w:rPr>
-        <w:t>msg</w:t>
-      </w:r>
-      <w:proofErr w:type="spellEnd"/>
-      <w:r>
-        <w:rPr>
-          <w:rFonts w:ascii="Times New Roman" w:eastAsia="Times New Roman" w:hAnsi="Times New Roman" w:cs="Times New Roman"/>
-          <w:kern w:val="0"/>
-          <w:sz w:val="24"/>
-          <w:szCs w:val="24"/>
-          <w:lang w:eastAsia="en-IN"/>
-          <w14:ligatures w14:val="none"/>
-        </w:rPr>
-        <w:t>/sec)</w:t>
+        <w:t>: Messages processed per second (Current: 10,000 msg/sec)</w:t>
       </w:r>
     </w:p>
     <w:p>
@@ -7659,7 +7259,7 @@
           <w14:ligatures w14:val="none"/>
         </w:rPr>
         <w:pict w14:anchorId="2DE6C529">
-          <v:rect id="_x0000_i1094" style="width:0;height:1.5pt" o:hralign="center" o:hrstd="t" o:hr="t" fillcolor="#a0a0a0" stroked="f"/>
+          <v:rect id="_x0000_i1034" style="width:0;height:1.5pt" o:hralign="center" o:hrstd="t" o:hr="t" fillcolor="#a0a0a0" stroked="f"/>
         </w:pict>
       </w:r>
     </w:p>
@@ -7726,7 +7326,18 @@
           <w:lang w:eastAsia="en-IN"/>
           <w14:ligatures w14:val="none"/>
         </w:rPr>
-        <w:t>: Data Engineering Team</w:t>
+        <w:t xml:space="preserve">: </w:t>
+      </w:r>
+      <w:r>
+        <w:rPr>
+          <w:rFonts w:ascii="Times New Roman" w:eastAsia="Times New Roman" w:hAnsi="Times New Roman" w:cs="Times New Roman"/>
+          <w:kern w:val="0"/>
+          <w:sz w:val="24"/>
+          <w:szCs w:val="24"/>
+          <w:lang w:eastAsia="en-IN"/>
+          <w14:ligatures w14:val="none"/>
+        </w:rPr>
+        <w:t>Akarsh</w:t>
       </w:r>
       <w:r>
         <w:rPr>
@@ -7808,30 +7419,6 @@
           <w14:ligatures w14:val="none"/>
         </w:rPr>
         <w:br/>
-      </w:r>
-      <w:r>
-        <w:rPr>
-          <w:rFonts w:ascii="Times New Roman" w:eastAsia="Times New Roman" w:hAnsi="Times New Roman" w:cs="Times New Roman"/>
-          <w:b/>
-          <w:bCs/>
-          <w:kern w:val="0"/>
-          <w:sz w:val="24"/>
-          <w:szCs w:val="24"/>
-          <w:lang w:eastAsia="en-IN"/>
-          <w14:ligatures w14:val="none"/>
-        </w:rPr>
-        <w:t>Next Review</w:t>
-      </w:r>
-      <w:r>
-        <w:rPr>
-          <w:rFonts w:ascii="Times New Roman" w:eastAsia="Times New Roman" w:hAnsi="Times New Roman" w:cs="Times New Roman"/>
-          <w:kern w:val="0"/>
-          <w:sz w:val="24"/>
-          <w:szCs w:val="24"/>
-          <w:lang w:eastAsia="en-IN"/>
-          <w14:ligatures w14:val="none"/>
-        </w:rPr>
-        <w:t>: September 2024</w:t>
       </w:r>
     </w:p>
     <w:p/>
@@ -16821,6 +16408,7 @@
   <w:style w:type="character" w:default="1" w:styleId="DefaultParagraphFont">
     <w:name w:val="Default Paragraph Font"/>
     <w:uiPriority w:val="1"/>
+    <w:semiHidden/>
     <w:unhideWhenUsed/>
   </w:style>
   <w:style w:type="table" w:default="1" w:styleId="TableNormal">
